--- a/testakten/familienrecht-wechselmodell-unterhalt-selbststaendige-kiel/03_sachverhalt_aus_mandantensicht.docx
+++ b/testakten/familienrecht-wechselmodell-unterhalt-selbststaendige-kiel/03_sachverhalt_aus_mandantensicht.docx
@@ -4,91 +4,213 @@
   <w:body>
     <w:p>
       <w:pPr>
-        <w:pStyle w:val="Heading1"/>
+        <w:spacing w:after="40"/>
       </w:pPr>
       <w:r>
-        <w:t>Sachverhalt aus Mandantensicht</w:t>
+        <w:rPr>
+          <w:rFonts w:ascii="Arial" w:hAnsi="Arial"/>
+          <w:b/>
+          <w:color w:val="17365D"/>
+          <w:sz w:val="17"/>
+        </w:rPr>
+        <w:t>PERSÖNLICHE ERKLÄRUNG</w:t>
       </w:r>
     </w:p>
     <w:p>
       <w:pPr>
-        <w:pStyle w:val="Heading2"/>
+        <w:spacing w:after="40"/>
       </w:pPr>
       <w:r>
-        <w:t>1. Erinnerung</w:t>
-      </w:r>
-    </w:p>
-    <w:p>
-      <w:r>
-        <w:t>Die Eltern leben seit Januar getrennt, wohnen aber nur 1.2 km auseinander.</w:t>
-      </w:r>
-    </w:p>
-    <w:p>
-      <w:r>
-        <w:t>Nora übernachtet in der Praxiswoche häufiger beim Vater, Jasper bleibt an Schultagen öfter bei der Mutter.</w:t>
-      </w:r>
-    </w:p>
-    <w:p>
-      <w:r>
-        <w:t>Malte legt BWA Januar bis Mai 2026 vor; Praxiskonto und Privatkonto sind nicht getrennt.</w:t>
-      </w:r>
-    </w:p>
-    <w:p>
-      <w:r>
-        <w:t>Rieke erhält im März eine variable Erfolgsprämie von 4.800 EUR brutto.</w:t>
-      </w:r>
-    </w:p>
-    <w:p>
-      <w:r>
-        <w:t>Musikschule, Klassenfahrt, kieferorthopädische Zuzahlung und Hortbeitrag sind nicht einheitlich bezahlt.</w:t>
-      </w:r>
-    </w:p>
-    <w:p>
-      <w:r>
-        <w:t>Der Vater behauptet 49 Prozent Betreuung; die Mutter kommt anhand ihrer Kalender auf 36 Prozent.</w:t>
-      </w:r>
-    </w:p>
-    <w:p>
-      <w:r>
-        <w:t>Die Kinder äußern unterschiedliche Wünsche, ohne dass klar ist, ob Loyalitätsdruck besteht.</w:t>
+        <w:rPr>
+          <w:rFonts w:ascii="Arial" w:hAnsi="Arial"/>
+          <w:b/>
+          <w:sz w:val="25"/>
+        </w:rPr>
+        <w:t>Rieke Henning</w:t>
       </w:r>
     </w:p>
     <w:p>
       <w:pPr>
-        <w:pStyle w:val="Heading2"/>
+        <w:spacing w:after="200"/>
       </w:pPr>
       <w:r>
-        <w:t>2. Streitpunkte</w:t>
+        <w:rPr>
+          <w:rFonts w:ascii="Arial" w:hAnsi="Arial"/>
+          <w:color w:val="586069"/>
+          <w:sz w:val="17"/>
+        </w:rPr>
+        <w:t>Holtenauer Straße 218 | 24105 Kiel</w:t>
       </w:r>
     </w:p>
     <w:p>
+      <w:pPr>
+        <w:spacing w:after="160"/>
+      </w:pPr>
       <w:r>
-        <w:t>Malte will keinen Tabellenunterhalt zahlen und verweist auf paritätische Betreuung.</w:t>
+        <w:t>Kanzlei Förde Familienrecht</w:t>
       </w:r>
     </w:p>
     <w:p>
+      <w:pPr>
+        <w:spacing w:after="80"/>
+      </w:pPr>
       <w:r>
-        <w:t>Rieke verlangt Barunterhalt, anteilige Mehrkosten und Auskunft über Praxiseinnahmen.</w:t>
+        <w:rPr>
+          <w:rFonts w:ascii="Arial" w:hAnsi="Arial"/>
+          <w:color w:val="586069"/>
+          <w:sz w:val="18"/>
+        </w:rPr>
+        <w:t>Datum: 04.07.2026  |  Zeichen: Persönliche Erklärung</w:t>
       </w:r>
     </w:p>
     <w:p>
+      <w:pPr>
+        <w:pStyle w:val="Title"/>
+      </w:pPr>
       <w:r>
-        <w:t>Streit besteht über Bereinigung des Einkommens, Firmenwagen, Praxisdarlehen und Altersvorsorge.</w:t>
+        <w:t>Erklärung zu Betreuung und Kinderkosten</w:t>
       </w:r>
     </w:p>
     <w:p>
+      <w:pPr>
+        <w:jc w:val="both"/>
+      </w:pPr>
       <w:r>
-        <w:t>Der Umgang läuft tatsächlich, aber Übergaben eskalieren per Messenger.</w:t>
+        <w:t>Ich unterstütze, dass die Kinder regelmäßig bei ihrem Vater sind. Mein Streit mit Malte betrifft nicht den Kontakt, sondern die tatsächliche Verteilung von Alltag, Kosten und Verantwortung.</w:t>
+      </w:r>
+    </w:p>
+    <w:p>
+      <w:pPr>
+        <w:pStyle w:val="Heading1"/>
+      </w:pPr>
+      <w:r>
+        <w:t>1. Betreuungsalltag</w:t>
+      </w:r>
+    </w:p>
+    <w:p>
+      <w:pPr>
+        <w:jc w:val="both"/>
+      </w:pPr>
+      <w:r>
+        <w:t>Der schriftliche Plan sieht annähernd gleiche Zeiten vor. In der Praxis bleiben die Kinder an meinen Tagen und zusätzlich bei Krankheit, Elternabenden und mehreren Praxisdiensten Maltes bei mir. Nora übernachtet mittwochs häufiger bei Malte, weil er sie von der Musikschule abholt. Jasper möchte an Schultagen meist in meinem Haushalt bleiben. Ich habe jede Nacht im Kalender dokumentiert und Änderungen mit Nachrichten abgeglichen.</w:t>
+      </w:r>
+    </w:p>
+    <w:p>
+      <w:pPr>
+        <w:pStyle w:val="Heading1"/>
+      </w:pPr>
+      <w:r>
+        <w:t>2. Kosten</w:t>
+      </w:r>
+    </w:p>
+    <w:p>
+      <w:pPr>
+        <w:jc w:val="both"/>
+      </w:pPr>
+      <w:r>
+        <w:t>Ich zahle Kleidung, Schulsachen, Handyvertrag Nora, Hort, Klassenfahrt und die laufenden Haushaltskosten. Malte zahlt die Musikschule und hat die Hälfte der Klassenfahrt überwiesen. Er kauft bei sich Lebensmittel und hat Jasper Fußballschuhe gekauft. Mir geht es nicht darum, diese Leistungen zu ignorieren, sondern sie nach Art und Zeitraum richtig einzuordnen.</w:t>
+      </w:r>
+    </w:p>
+    <w:p>
+      <w:pPr>
+        <w:pStyle w:val="Heading1"/>
+      </w:pPr>
+      <w:r>
+        <w:t>3. Einkommen Malte</w:t>
+      </w:r>
+    </w:p>
+    <w:p>
+      <w:pPr>
+        <w:jc w:val="both"/>
+      </w:pPr>
+      <w:r>
+        <w:t>Malte sagt, seine Praxis sei seit April im Minus. Gleichzeitig entnimmt er monatlich etwa 4.100 Euro, fährt einen Praxiswagen privat und hat im Mai eine neue Behandlungsliege für sein häusliches Trainingszimmer gekauft. Ich kenne die Buchhaltung nicht und möchte keine falschen Vorwürfe erheben. Es fehlen aber Jahresabschlüsse, Steuerbescheide und eine Trennung zwischen betrieblichen und privaten Zahlungen.</w:t>
+      </w:r>
+    </w:p>
+    <w:p>
+      <w:pPr>
+        <w:pStyle w:val="Heading1"/>
+      </w:pPr>
+      <w:r>
+        <w:t>4. Ziel</w:t>
+      </w:r>
+    </w:p>
+    <w:p>
+      <w:pPr>
+        <w:jc w:val="both"/>
+      </w:pPr>
+      <w:r>
+        <w:t>Ich wünsche einen festen Ferien- und Krankheitsplan, eine transparente Kostenliste und eine vorläufige Unterhaltsregelung, die später nach vollständiger Auskunft angepasst werden kann. Die Kinder sollen keine Abrechnungen mitbekommen und nicht entscheiden müssen, welcher Elternteil „mehr“ macht.</w:t>
+      </w:r>
+    </w:p>
+    <w:p>
+      <w:pPr>
+        <w:jc w:val="both"/>
+      </w:pPr>
+      <w:r>
+        <w:t>Kiel, 4. Juli 2026 Rieke Henning</w:t>
       </w:r>
     </w:p>
     <w:sectPr>
-      <w:pgSz w:w="12240" w:h="15840"/>
-      <w:pgMar w:top="1440" w:right="1800" w:bottom="1440" w:left="1800" w:header="720" w:footer="720" w:gutter="0"/>
+      <w:headerReference w:type="default" r:id="rId9"/>
+      <w:footerReference w:type="default" r:id="rId10"/>
+      <w:pgSz w:w="11906" w:h="16838"/>
+      <w:pgMar w:top="1020" w:right="1134" w:bottom="1020" w:left="1417" w:header="454" w:footer="454" w:gutter="0"/>
       <w:cols w:space="720"/>
       <w:docGrid w:linePitch="360"/>
     </w:sectPr>
   </w:body>
 </w:document>
+</file>
+
+<file path=word/footer1.xml><?xml version="1.0" encoding="utf-8"?>
+<w:ftr xmlns:m="http://schemas.openxmlformats.org/officeDocument/2006/math" xmlns:mc="http://schemas.openxmlformats.org/markup-compatibility/2006" xmlns:mo="http://schemas.microsoft.com/office/mac/office/2008/main" xmlns:mv="urn:schemas-microsoft-com:mac:vml" xmlns:o="urn:schemas-microsoft-com:office:office" xmlns:r="http://schemas.openxmlformats.org/officeDocument/2006/relationships" xmlns:v="urn:schemas-microsoft-com:vml" xmlns:w10="urn:schemas-microsoft-com:office:word" xmlns:w14="http://schemas.microsoft.com/office/word/2010/wordml" xmlns:w="http://schemas.openxmlformats.org/wordprocessingml/2006/main" xmlns:wne="http://schemas.microsoft.com/office/word/2006/wordml" xmlns:wp14="http://schemas.microsoft.com/office/word/2010/wordprocessingDrawing" xmlns:wp="http://schemas.openxmlformats.org/drawingml/2006/wordprocessingDrawing" xmlns:wpc="http://schemas.microsoft.com/office/word/2010/wordprocessingCanvas" xmlns:wpg="http://schemas.microsoft.com/office/word/2010/wordprocessingGroup" xmlns:wpi="http://schemas.microsoft.com/office/word/2010/wordprocessingInk" xmlns:wps="http://schemas.microsoft.com/office/word/2010/wordprocessingShape" mc:Ignorable="w14 wp14">
+  <w:p>
+    <w:pPr>
+      <w:pStyle w:val="Footer"/>
+      <w:spacing w:before="0"/>
+      <w:jc w:val="right"/>
+    </w:pPr>
+    <w:r>
+      <w:rPr>
+        <w:rFonts w:ascii="Arial" w:hAnsi="Arial"/>
+        <w:color w:val="586069"/>
+        <w:sz w:val="16"/>
+      </w:rPr>
+      <w:t xml:space="preserve">Seite </w:t>
+    </w:r>
+    <w:r>
+      <w:rPr>
+        <w:rFonts w:ascii="Arial" w:hAnsi="Arial"/>
+        <w:color w:val="586069"/>
+        <w:sz w:val="16"/>
+      </w:rPr>
+      <w:fldChar w:fldCharType="begin"/>
+      <w:instrText xml:space="preserve"> PAGE </w:instrText>
+      <w:fldChar w:fldCharType="end"/>
+    </w:r>
+  </w:p>
+</w:ftr>
+</file>
+
+<file path=word/header1.xml><?xml version="1.0" encoding="utf-8"?>
+<w:hdr xmlns:m="http://schemas.openxmlformats.org/officeDocument/2006/math" xmlns:mc="http://schemas.openxmlformats.org/markup-compatibility/2006" xmlns:mo="http://schemas.microsoft.com/office/mac/office/2008/main" xmlns:mv="urn:schemas-microsoft-com:mac:vml" xmlns:o="urn:schemas-microsoft-com:office:office" xmlns:r="http://schemas.openxmlformats.org/officeDocument/2006/relationships" xmlns:v="urn:schemas-microsoft-com:vml" xmlns:w10="urn:schemas-microsoft-com:office:word" xmlns:w14="http://schemas.microsoft.com/office/word/2010/wordml" xmlns:w="http://schemas.openxmlformats.org/wordprocessingml/2006/main" xmlns:wne="http://schemas.microsoft.com/office/word/2006/wordml" xmlns:wp14="http://schemas.microsoft.com/office/word/2010/wordprocessingDrawing" xmlns:wp="http://schemas.openxmlformats.org/drawingml/2006/wordprocessingDrawing" xmlns:wpc="http://schemas.microsoft.com/office/word/2010/wordprocessingCanvas" xmlns:wpg="http://schemas.microsoft.com/office/word/2010/wordprocessingGroup" xmlns:wpi="http://schemas.microsoft.com/office/word/2010/wordprocessingInk" xmlns:wps="http://schemas.microsoft.com/office/word/2010/wordprocessingShape" mc:Ignorable="w14 wp14">
+  <w:p>
+    <w:pPr>
+      <w:pStyle w:val="Header"/>
+      <w:spacing w:after="0"/>
+      <w:jc w:val="right"/>
+    </w:pPr>
+    <w:r>
+      <w:rPr>
+        <w:rFonts w:ascii="Arial" w:hAnsi="Arial"/>
+        <w:color w:val="586069"/>
+        <w:sz w:val="16"/>
+      </w:rPr>
+      <w:t>Rieke Henning  |  Persönliche Erklärung</w:t>
+    </w:r>
+  </w:p>
+</w:hdr>
 </file>
 
 <file path=word/numbering.xml><?xml version="1.0" encoding="utf-8"?>
@@ -454,9 +576,13 @@
     <w:name w:val="Normal"/>
     <w:qFormat/>
     <w:rsid w:val="00FC693F"/>
+    <w:pPr>
+      <w:widowControl/>
+      <w:spacing w:before="0" w:after="120" w:line="276" w:lineRule="auto"/>
+    </w:pPr>
     <w:rPr>
-      <w:rFonts w:ascii="Times New Roman" w:hAnsi="Times New Roman"/>
-      <w:sz w:val="22"/>
+      <w:rFonts w:ascii="Arial" w:hAnsi="Arial"/>
+      <w:sz w:val="21"/>
     </w:rPr>
   </w:style>
   <w:style w:type="paragraph" w:styleId="Header">
@@ -514,15 +640,15 @@
     <w:pPr>
       <w:keepNext/>
       <w:keepLines/>
-      <w:spacing w:before="480" w:after="0"/>
+      <w:spacing w:before="240" w:after="120"/>
       <w:outlineLvl w:val="0"/>
     </w:pPr>
     <w:rPr>
-      <w:rFonts w:asciiTheme="majorHAnsi" w:eastAsiaTheme="majorEastAsia" w:hAnsiTheme="majorHAnsi" w:cstheme="majorBidi" w:ascii="Times New Roman" w:hAnsi="Times New Roman"/>
+      <w:rFonts w:asciiTheme="majorHAnsi" w:eastAsiaTheme="majorEastAsia" w:hAnsiTheme="majorHAnsi" w:cstheme="majorBidi" w:ascii="Arial" w:hAnsi="Arial"/>
       <w:b/>
       <w:bCs/>
-      <w:color w:val="365F91" w:themeColor="accent1" w:themeShade="BF"/>
-      <w:sz w:val="26"/>
+      <w:color w:val="17365D"/>
+      <w:sz w:val="25"/>
       <w:szCs w:val="28"/>
     </w:rPr>
   </w:style>
@@ -538,15 +664,15 @@
     <w:pPr>
       <w:keepNext/>
       <w:keepLines/>
-      <w:spacing w:before="200" w:after="0"/>
+      <w:spacing w:before="200" w:after="100"/>
       <w:outlineLvl w:val="1"/>
     </w:pPr>
     <w:rPr>
-      <w:rFonts w:asciiTheme="majorHAnsi" w:eastAsiaTheme="majorEastAsia" w:hAnsiTheme="majorHAnsi" w:cstheme="majorBidi" w:ascii="Times New Roman" w:hAnsi="Times New Roman"/>
+      <w:rFonts w:asciiTheme="majorHAnsi" w:eastAsiaTheme="majorEastAsia" w:hAnsiTheme="majorHAnsi" w:cstheme="majorBidi" w:ascii="Arial" w:hAnsi="Arial"/>
       <w:b/>
       <w:bCs/>
-      <w:color w:val="4F81BD" w:themeColor="accent1"/>
-      <w:sz w:val="24"/>
+      <w:color w:val="17365D"/>
+      <w:sz w:val="23"/>
       <w:szCs w:val="26"/>
     </w:rPr>
   </w:style>
@@ -562,15 +688,15 @@
     <w:pPr>
       <w:keepNext/>
       <w:keepLines/>
-      <w:spacing w:before="200" w:after="0"/>
+      <w:spacing w:before="160" w:after="80"/>
       <w:outlineLvl w:val="2"/>
     </w:pPr>
     <w:rPr>
-      <w:rFonts w:asciiTheme="majorHAnsi" w:eastAsiaTheme="majorEastAsia" w:hAnsiTheme="majorHAnsi" w:cstheme="majorBidi" w:ascii="Times New Roman" w:hAnsi="Times New Roman"/>
+      <w:rFonts w:asciiTheme="majorHAnsi" w:eastAsiaTheme="majorEastAsia" w:hAnsiTheme="majorHAnsi" w:cstheme="majorBidi" w:ascii="Arial" w:hAnsi="Arial"/>
       <w:b/>
       <w:bCs/>
-      <w:color w:val="4F81BD" w:themeColor="accent1"/>
-      <w:sz w:val="24"/>
+      <w:color w:val="17365D"/>
+      <w:sz w:val="21"/>
     </w:rPr>
   </w:style>
   <w:style w:type="paragraph" w:styleId="Heading4">
@@ -804,15 +930,16 @@
       <w:pBdr>
         <w:bottom w:val="single" w:sz="8" w:space="4" w:color="4F81BD" w:themeColor="accent1"/>
       </w:pBdr>
-      <w:spacing w:after="300" w:line="240" w:lineRule="auto"/>
+      <w:spacing w:after="200" w:line="240" w:lineRule="auto" w:before="160"/>
       <w:contextualSpacing/>
     </w:pPr>
     <w:rPr>
-      <w:rFonts w:asciiTheme="majorHAnsi" w:eastAsiaTheme="majorEastAsia" w:hAnsiTheme="majorHAnsi" w:cstheme="majorBidi"/>
-      <w:color w:val="17365D" w:themeColor="text2" w:themeShade="BF"/>
+      <w:rFonts w:asciiTheme="majorHAnsi" w:eastAsiaTheme="majorEastAsia" w:hAnsiTheme="majorHAnsi" w:cstheme="majorBidi" w:ascii="Arial" w:hAnsi="Arial"/>
+      <w:b/>
+      <w:color w:val="17365D"/>
       <w:spacing w:val="5"/>
       <w:kern w:val="28"/>
-      <w:sz w:val="52"/>
+      <w:sz w:val="30"/>
       <w:szCs w:val="52"/>
     </w:rPr>
   </w:style>
